--- a/docassemble/MAEvictionDefense/data/templates/include_SignatureBlock.docx
+++ b/docassemble/MAEvictionDefense/data/templates/include_SignatureBlock.docx
@@ -4,27 +4,27 @@
   <w:body>
     <w:p>
       <w:r>
-        <w:t xml:space="preserve">{%p if service_performed_by == 'advocate' %}</w:t>
-      </w:r>
-    </w:p>
-    <w:p>
-      <w:pPr>
-        <w:keepNext/>
-        <w:keepLines/>
-        <w:spacing w:after="0" w:line="240" w:lineRule="auto"/>
-        <w:rPr>
-          <w:rFonts w:ascii="Times New Roman" w:eastAsia="Times New Roman" w:hAnsi="Times New Roman" w:cs="Times New Roman"/>
-          <w:sz w:val="24"/>
-          <w:szCs w:val="24"/>
-        </w:rPr>
-      </w:pPr>
-      <w:r>
-        <w:rPr>
-          <w:rFonts w:ascii="Times New Roman" w:eastAsia="Times New Roman" w:hAnsi="Times New Roman" w:cs="Times New Roman"/>
-          <w:sz w:val="24"/>
-          <w:szCs w:val="24"/>
-        </w:rPr>
-        <w:t xml:space="preserve">I hereby certify that I caused the foregoing to be served on {{ service_recipient_description }}, by {{ service_method_phrase }} on {{ service_date.format("MMMM d, yyyy") }}.</w:t>
+        <w:t xml:space="preserve">{%p if person_answering == 'attorney' and representation_type == 'entering_appearance' %}</w:t>
+      </w:r>
+    </w:p>
+    <w:p>
+      <w:pPr>
+        <w:keepNext/>
+        <w:keepLines/>
+        <w:spacing w:after="0" w:line="240" w:lineRule="auto"/>
+        <w:rPr>
+          <w:rFonts w:ascii="Times New Roman" w:eastAsia="Times New Roman" w:hAnsi="Times New Roman" w:cs="Times New Roman"/>
+          <w:sz w:val="24"/>
+          <w:szCs w:val="24"/>
+        </w:rPr>
+      </w:pPr>
+      <w:r>
+        <w:rPr>
+          <w:rFonts w:ascii="Times New Roman" w:eastAsia="Times New Roman" w:hAnsi="Times New Roman" w:cs="Times New Roman"/>
+          <w:sz w:val="24"/>
+          <w:szCs w:val="24"/>
+        </w:rPr>
+        <w:t xml:space="preserve">I hereby certify that I served a copy of this document by {{ service_method_phrase }} to {{ service_recipient_description }} on {{ service_date.format("MMMM d, yyyy") }}.</w:t>
       </w:r>
     </w:p>
     <w:p>
@@ -49,7 +49,7 @@
           <w:sz w:val="24"/>
           <w:szCs w:val="24"/>
         </w:rPr>
-        <w:t xml:space="preserve">I hereby certify that I {{ method_of_service }} a copy of this document to {{ service_recipient_description }}, on {{ service_date.format("MMMM d, yyyy") }}.</w:t>
+        <w:t xml:space="preserve">I hereby certify that I caused a copy of this document to be {{ method_of_service }} to {{ service_recipient_description }} on {{ service_date.format("MMMM d, yyyy") }}.</w:t>
       </w:r>
     </w:p>
     <w:p>
